--- a/QTQLĐT&HTQT03/QTQLĐT&HTQT03BM31.docx
+++ b/QTQLĐT&HTQT03/QTQLĐT&HTQT03BM31.docx
@@ -1,8 +1,1226 @@
 
 <file path=word/document.xml><?xml version="1.0" encoding="utf-8"?>
-<w:document xmlns:wpc="http://schemas.microsoft.com/office/word/2010/wordprocessingCanvas" xmlns:cx="http://schemas.microsoft.com/office/drawing/2014/chartex" xmlns:cx1="http://schemas.microsoft.com/office/drawing/2015/9/8/chartex" xmlns:cx2="http://schemas.microsoft.com/office/drawing/2015/10/21/chartex" xmlns:cx3="http://schemas.microsoft.com/office/drawing/2016/5/9/chartex" xmlns:cx4="http://schemas.microsoft.com/office/drawing/2016/5/10/chartex" xmlns:cx5="http://schemas.microsoft.com/office/drawing/2016/5/11/chartex" xmlns:cx6="http://schemas.microsoft.com/office/drawing/2016/5/12/chartex" xmlns:cx7="http://schemas.microsoft.com/office/drawing/2016/5/13/chartex" xmlns:cx8="http://schemas.microsoft.com/office/drawing/2016/5/14/chartex" xmlns:mc="http://schemas.openxmlformats.org/markup-compatibility/2006" xmlns:aink="http://schemas.microsoft.com/office/drawing/2016/ink" xmlns:am3d="http://schemas.microsoft.com/office/drawing/2017/model3d" xmlns:o="urn:schemas-microsoft-com:office:office" xmlns:oel="http://schemas.microsoft.com/office/2019/extlst" xmlns:r="http://schemas.openxmlformats.org/officeDocument/2006/relationships" xmlns:m="http://schemas.openxmlformats.org/officeDocument/2006/math" xmlns:v="urn:schemas-microsoft-com:vml" xmlns:wp14="http://schemas.microsoft.com/office/word/2010/wordprocessingDrawing" xmlns:wp="http://schemas.openxmlformats.org/drawingml/2006/wordprocessingDrawing" xmlns:w10="urn:schemas-microsoft-com:office:word" xmlns:w="http://schemas.openxmlformats.org/wordprocessingml/2006/main" xmlns:w14="http://schemas.microsoft.com/office/word/2010/wordml" xmlns:w15="http://schemas.microsoft.com/office/word/2012/wordml" xmlns:w16cex="http://schemas.microsoft.com/office/word/2018/wordml/cex" xmlns:w16cid="http://schemas.microsoft.com/office/word/2016/wordml/cid" xmlns:w16="http://schemas.microsoft.com/office/word/2018/wordml" xmlns:w16sdtdh="http://schemas.microsoft.com/office/word/2020/wordml/sdtdatahash" xmlns:w16se="http://schemas.microsoft.com/office/word/2015/wordml/symex" xmlns:wpg="http://schemas.microsoft.com/office/word/2010/wordprocessingGroup" xmlns:wpi="http://schemas.microsoft.com/office/word/2010/wordprocessingInk" xmlns:wne="http://schemas.microsoft.com/office/word/2006/wordml" xmlns:wps="http://schemas.microsoft.com/office/word/2010/wordprocessingShape" mc:Ignorable="w14 w15 w16se w16cid w16 w16cex w16sdtdh wp14">
+<w:document xmlns:wpc="http://schemas.microsoft.com/office/word/2010/wordprocessingCanvas" xmlns:cx="http://schemas.microsoft.com/office/drawing/2014/chartex" xmlns:cx1="http://schemas.microsoft.com/office/drawing/2015/9/8/chartex" xmlns:cx2="http://schemas.microsoft.com/office/drawing/2015/10/21/chartex" xmlns:cx3="http://schemas.microsoft.com/office/drawing/2016/5/9/chartex" xmlns:cx4="http://schemas.microsoft.com/office/drawing/2016/5/10/chartex" xmlns:cx5="http://schemas.microsoft.com/office/drawing/2016/5/11/chartex" xmlns:cx6="http://schemas.microsoft.com/office/drawing/2016/5/12/chartex" xmlns:cx7="http://schemas.microsoft.com/office/drawing/2016/5/13/chartex" xmlns:cx8="http://schemas.microsoft.com/office/drawing/2016/5/14/chartex" xmlns:mc="http://schemas.openxmlformats.org/markup-compatibility/2006" xmlns:aink="http://schemas.microsoft.com/office/drawing/2016/ink" xmlns:am3d="http://schemas.microsoft.com/office/drawing/2017/model3d" xmlns:o="urn:schemas-microsoft-com:office:office" xmlns:oel="http://schemas.microsoft.com/office/2019/extlst" xmlns:r="http://schemas.openxmlformats.org/officeDocument/2006/relationships" xmlns:m="http://schemas.openxmlformats.org/officeDocument/2006/math" xmlns:v="urn:schemas-microsoft-com:vml" xmlns:wp14="http://schemas.microsoft.com/office/word/2010/wordprocessingDrawing" xmlns:wp="http://schemas.openxmlformats.org/drawingml/2006/wordprocessingDrawing" xmlns:w10="urn:schemas-microsoft-com:office:word" xmlns:w="http://schemas.openxmlformats.org/wordprocessingml/2006/main" xmlns:w14="http://schemas.microsoft.com/office/word/2010/wordml" xmlns:w15="http://schemas.microsoft.com/office/word/2012/wordml" xmlns:w16cex="http://schemas.microsoft.com/office/word/2018/wordml/cex" xmlns:w16cid="http://schemas.microsoft.com/office/word/2016/wordml/cid" xmlns:w16="http://schemas.microsoft.com/office/word/2018/wordml" xmlns:w16du="http://schemas.microsoft.com/office/word/2023/wordml/word16du" xmlns:w16sdtdh="http://schemas.microsoft.com/office/word/2020/wordml/sdtdatahash" xmlns:w16sdtfl="http://schemas.microsoft.com/office/word/2024/wordml/sdtformatlock" xmlns:w16se="http://schemas.microsoft.com/office/word/2015/wordml/symex" xmlns:wpg="http://schemas.microsoft.com/office/word/2010/wordprocessingGroup" xmlns:wpi="http://schemas.microsoft.com/office/word/2010/wordprocessingInk" xmlns:wne="http://schemas.microsoft.com/office/word/2006/wordml" xmlns:wps="http://schemas.microsoft.com/office/word/2010/wordprocessingShape" mc:Ignorable="w14 w15 w16se w16cid w16 w16cex w16sdtdh w16sdtfl w16du wp14">
   <w:body>
-    <w:p/>
+    <w:tbl>
+      <w:tblPr>
+        <w:tblW w:w="9824" w:type="dxa"/>
+        <w:tblInd w:w="-176" w:type="dxa"/>
+        <w:tblLook w:val="04A0" w:firstRow="1" w:lastRow="0" w:firstColumn="1" w:lastColumn="0" w:noHBand="0" w:noVBand="1"/>
+      </w:tblPr>
+      <w:tblGrid>
+        <w:gridCol w:w="3893"/>
+        <w:gridCol w:w="5931"/>
+      </w:tblGrid>
+      <w:tr>
+        <w:trPr>
+          <w:trHeight w:val="990"/>
+        </w:trPr>
+        <w:tc>
+          <w:tcPr>
+            <w:tcW w:w="3893" w:type="dxa"/>
+          </w:tcPr>
+          <w:p>
+            <w:pPr>
+              <w:shd w:val="clear" w:color="auto" w:fill="FFFFFF" w:themeFill="background1"/>
+              <w:spacing w:after="0"/>
+              <w:jc w:val="center"/>
+              <w:rPr>
+                <w:bCs/>
+                <w:color w:val="000000" w:themeColor="text1"/>
+                <w:sz w:val="26"/>
+                <w:szCs w:val="26"/>
+              </w:rPr>
+            </w:pPr>
+            <w:r>
+              <w:rPr>
+                <w:bCs/>
+                <w:color w:val="000000" w:themeColor="text1"/>
+                <w:sz w:val="26"/>
+                <w:szCs w:val="26"/>
+              </w:rPr>
+              <w:t xml:space="preserve">BỆNH VIỆN PHỤ SẢN </w:t>
+            </w:r>
+          </w:p>
+          <w:p>
+            <w:pPr>
+              <w:shd w:val="clear" w:color="auto" w:fill="FFFFFF" w:themeFill="background1"/>
+              <w:spacing w:after="0"/>
+              <w:jc w:val="center"/>
+              <w:rPr>
+                <w:bCs/>
+                <w:color w:val="000000" w:themeColor="text1"/>
+                <w:sz w:val="26"/>
+                <w:szCs w:val="26"/>
+              </w:rPr>
+            </w:pPr>
+            <w:r>
+              <w:rPr>
+                <w:bCs/>
+                <w:color w:val="000000" w:themeColor="text1"/>
+                <w:sz w:val="26"/>
+                <w:szCs w:val="26"/>
+              </w:rPr>
+              <w:t>TRUNG ƯƠNG</w:t>
+            </w:r>
+          </w:p>
+          <w:p>
+            <w:pPr>
+              <w:shd w:val="clear" w:color="auto" w:fill="FFFFFF" w:themeFill="background1"/>
+              <w:spacing w:after="0"/>
+              <w:jc w:val="center"/>
+              <w:rPr>
+                <w:b/>
+                <w:color w:val="000000" w:themeColor="text1"/>
+              </w:rPr>
+            </w:pPr>
+            <w:r>
+              <w:rPr>
+                <w:b/>
+                <w:color w:val="000000" w:themeColor="text1"/>
+              </w:rPr>
+              <w:t>HỘI ĐỒNG TƯ VẤN ĐÀO TẠO</w:t>
+            </w:r>
+          </w:p>
+          <w:p>
+            <w:pPr>
+              <w:shd w:val="clear" w:color="auto" w:fill="FFFFFF" w:themeFill="background1"/>
+              <w:spacing w:after="0"/>
+              <w:rPr>
+                <w:color w:val="000000" w:themeColor="text1"/>
+                <w:sz w:val="26"/>
+                <w:szCs w:val="26"/>
+              </w:rPr>
+            </w:pPr>
+            <w:r>
+              <w:rPr>
+                <w:noProof/>
+                <w:color w:val="000000" w:themeColor="text1"/>
+                <w:sz w:val="26"/>
+                <w:szCs w:val="26"/>
+              </w:rPr>
+              <mc:AlternateContent>
+                <mc:Choice Requires="wps">
+                  <w:drawing>
+                    <wp:anchor distT="0" distB="0" distL="114300" distR="114300" simplePos="0" relativeHeight="251661312" behindDoc="0" locked="0" layoutInCell="1" allowOverlap="1" wp14:anchorId="1C00494B" wp14:editId="5208768C">
+                      <wp:simplePos x="0" y="0"/>
+                      <wp:positionH relativeFrom="column">
+                        <wp:posOffset>327025</wp:posOffset>
+                      </wp:positionH>
+                      <wp:positionV relativeFrom="paragraph">
+                        <wp:posOffset>13970</wp:posOffset>
+                      </wp:positionV>
+                      <wp:extent cx="1714500" cy="0"/>
+                      <wp:effectExtent l="0" t="0" r="19050" b="19050"/>
+                      <wp:wrapNone/>
+                      <wp:docPr id="3" name="AutoShape 3"/>
+                      <wp:cNvGraphicFramePr>
+                        <a:graphicFrameLocks xmlns:a="http://schemas.openxmlformats.org/drawingml/2006/main"/>
+                      </wp:cNvGraphicFramePr>
+                      <a:graphic xmlns:a="http://schemas.openxmlformats.org/drawingml/2006/main">
+                        <a:graphicData uri="http://schemas.microsoft.com/office/word/2010/wordprocessingShape">
+                          <wps:wsp>
+                            <wps:cNvCnPr>
+                              <a:cxnSpLocks noChangeShapeType="1"/>
+                            </wps:cNvCnPr>
+                            <wps:spPr bwMode="auto">
+                              <a:xfrm>
+                                <a:off x="0" y="0"/>
+                                <a:ext cx="1714500" cy="0"/>
+                              </a:xfrm>
+                              <a:prstGeom prst="straightConnector1">
+                                <a:avLst/>
+                              </a:prstGeom>
+                              <a:noFill/>
+                              <a:ln w="9525">
+                                <a:solidFill>
+                                  <a:srgbClr val="000000"/>
+                                </a:solidFill>
+                                <a:round/>
+                                <a:headEnd/>
+                                <a:tailEnd/>
+                              </a:ln>
+                              <a:extLst>
+                                <a:ext uri="{909E8E84-426E-40DD-AFC4-6F175D3DCCD1}">
+                                  <a14:hiddenFill xmlns:a14="http://schemas.microsoft.com/office/drawing/2010/main">
+                                    <a:noFill/>
+                                  </a14:hiddenFill>
+                                </a:ext>
+                              </a:extLst>
+                            </wps:spPr>
+                            <wps:bodyPr/>
+                          </wps:wsp>
+                        </a:graphicData>
+                      </a:graphic>
+                      <wp14:sizeRelH relativeFrom="page">
+                        <wp14:pctWidth>0</wp14:pctWidth>
+                      </wp14:sizeRelH>
+                      <wp14:sizeRelV relativeFrom="page">
+                        <wp14:pctHeight>0</wp14:pctHeight>
+                      </wp14:sizeRelV>
+                    </wp:anchor>
+                  </w:drawing>
+                </mc:Choice>
+                <mc:Fallback>
+                  <w:pict>
+                    <v:shapetype w14:anchorId="168DA0A1" id="_x0000_t32" coordsize="21600,21600" o:spt="32" o:oned="t" path="m,l21600,21600e" filled="f">
+                      <v:path arrowok="t" fillok="f" o:connecttype="none"/>
+                      <o:lock v:ext="edit" shapetype="t"/>
+                    </v:shapetype>
+                    <v:shape id="AutoShape 3" o:spid="_x0000_s1026" type="#_x0000_t32" style="position:absolute;margin-left:25.75pt;margin-top:1.1pt;width:135pt;height:0;z-index:251661312;visibility:visible;mso-wrap-style:square;mso-width-percent:0;mso-height-percent:0;mso-wrap-distance-left:9pt;mso-wrap-distance-top:0;mso-wrap-distance-right:9pt;mso-wrap-distance-bottom:0;mso-position-horizontal:absolute;mso-position-horizontal-relative:text;mso-position-vertical:absolute;mso-position-vertical-relative:text;mso-width-percent:0;mso-height-percent:0;mso-width-relative:page;mso-height-relative:page" o:gfxdata="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"/>
+                  </w:pict>
+                </mc:Fallback>
+              </mc:AlternateContent>
+            </w:r>
+          </w:p>
+        </w:tc>
+        <w:tc>
+          <w:tcPr>
+            <w:tcW w:w="5931" w:type="dxa"/>
+          </w:tcPr>
+          <w:p>
+            <w:pPr>
+              <w:shd w:val="clear" w:color="auto" w:fill="FFFFFF" w:themeFill="background1"/>
+              <w:spacing w:after="0"/>
+              <w:jc w:val="center"/>
+              <w:rPr>
+                <w:b/>
+                <w:color w:val="000000" w:themeColor="text1"/>
+                <w:sz w:val="26"/>
+                <w:szCs w:val="26"/>
+              </w:rPr>
+            </w:pPr>
+            <w:r>
+              <w:rPr>
+                <w:b/>
+                <w:color w:val="000000" w:themeColor="text1"/>
+                <w:sz w:val="26"/>
+                <w:szCs w:val="26"/>
+              </w:rPr>
+              <w:t>CỘNG HÒA XÃ HỘI CHỦ NGHĨA VIỆT NAM</w:t>
+            </w:r>
+          </w:p>
+          <w:p>
+            <w:pPr>
+              <w:shd w:val="clear" w:color="auto" w:fill="FFFFFF" w:themeFill="background1"/>
+              <w:spacing w:after="0"/>
+              <w:jc w:val="center"/>
+              <w:rPr>
+                <w:b/>
+                <w:color w:val="000000" w:themeColor="text1"/>
+                <w:sz w:val="26"/>
+                <w:szCs w:val="26"/>
+              </w:rPr>
+            </w:pPr>
+            <w:r>
+              <w:rPr>
+                <w:b/>
+                <w:color w:val="000000" w:themeColor="text1"/>
+                <w:sz w:val="26"/>
+                <w:szCs w:val="26"/>
+              </w:rPr>
+              <w:t>Độc lập - Tự do - Hạnh phúc</w:t>
+            </w:r>
+          </w:p>
+          <w:p>
+            <w:pPr>
+              <w:shd w:val="clear" w:color="auto" w:fill="FFFFFF" w:themeFill="background1"/>
+              <w:spacing w:after="0"/>
+              <w:jc w:val="center"/>
+              <w:rPr>
+                <w:b/>
+                <w:color w:val="000000" w:themeColor="text1"/>
+                <w:sz w:val="26"/>
+                <w:szCs w:val="26"/>
+              </w:rPr>
+            </w:pPr>
+            <w:r>
+              <w:rPr>
+                <w:b/>
+                <w:noProof/>
+                <w:color w:val="000000" w:themeColor="text1"/>
+                <w:sz w:val="26"/>
+                <w:szCs w:val="26"/>
+              </w:rPr>
+              <mc:AlternateContent>
+                <mc:Choice Requires="wps">
+                  <w:drawing>
+                    <wp:anchor distT="0" distB="0" distL="114300" distR="114300" simplePos="0" relativeHeight="251660288" behindDoc="0" locked="0" layoutInCell="1" allowOverlap="1" wp14:anchorId="29B8AA75" wp14:editId="2C701CED">
+                      <wp:simplePos x="0" y="0"/>
+                      <wp:positionH relativeFrom="column">
+                        <wp:posOffset>943610</wp:posOffset>
+                      </wp:positionH>
+                      <wp:positionV relativeFrom="paragraph">
+                        <wp:posOffset>52070</wp:posOffset>
+                      </wp:positionV>
+                      <wp:extent cx="1885950" cy="0"/>
+                      <wp:effectExtent l="10795" t="12700" r="8255" b="6350"/>
+                      <wp:wrapNone/>
+                      <wp:docPr id="1771116920" name="AutoShape 2"/>
+                      <wp:cNvGraphicFramePr>
+                        <a:graphicFrameLocks xmlns:a="http://schemas.openxmlformats.org/drawingml/2006/main"/>
+                      </wp:cNvGraphicFramePr>
+                      <a:graphic xmlns:a="http://schemas.openxmlformats.org/drawingml/2006/main">
+                        <a:graphicData uri="http://schemas.microsoft.com/office/word/2010/wordprocessingShape">
+                          <wps:wsp>
+                            <wps:cNvCnPr>
+                              <a:cxnSpLocks noChangeShapeType="1"/>
+                            </wps:cNvCnPr>
+                            <wps:spPr bwMode="auto">
+                              <a:xfrm>
+                                <a:off x="0" y="0"/>
+                                <a:ext cx="1885950" cy="0"/>
+                              </a:xfrm>
+                              <a:prstGeom prst="straightConnector1">
+                                <a:avLst/>
+                              </a:prstGeom>
+                              <a:noFill/>
+                              <a:ln w="9525">
+                                <a:solidFill>
+                                  <a:srgbClr val="000000"/>
+                                </a:solidFill>
+                                <a:round/>
+                                <a:headEnd/>
+                                <a:tailEnd/>
+                              </a:ln>
+                              <a:extLst>
+                                <a:ext uri="{909E8E84-426E-40DD-AFC4-6F175D3DCCD1}">
+                                  <a14:hiddenFill xmlns:a14="http://schemas.microsoft.com/office/drawing/2010/main">
+                                    <a:noFill/>
+                                  </a14:hiddenFill>
+                                </a:ext>
+                              </a:extLst>
+                            </wps:spPr>
+                            <wps:bodyPr/>
+                          </wps:wsp>
+                        </a:graphicData>
+                      </a:graphic>
+                      <wp14:sizeRelH relativeFrom="page">
+                        <wp14:pctWidth>0</wp14:pctWidth>
+                      </wp14:sizeRelH>
+                      <wp14:sizeRelV relativeFrom="page">
+                        <wp14:pctHeight>0</wp14:pctHeight>
+                      </wp14:sizeRelV>
+                    </wp:anchor>
+                  </w:drawing>
+                </mc:Choice>
+                <mc:Fallback>
+                  <w:pict>
+                    <v:shape w14:anchorId="0027808F" id="AutoShape 2" o:spid="_x0000_s1026" type="#_x0000_t32" style="position:absolute;margin-left:74.3pt;margin-top:4.1pt;width:148.5pt;height:0;z-index:251660288;visibility:visible;mso-wrap-style:square;mso-width-percent:0;mso-height-percent:0;mso-wrap-distance-left:9pt;mso-wrap-distance-top:0;mso-wrap-distance-right:9pt;mso-wrap-distance-bottom:0;mso-position-horizontal:absolute;mso-position-horizontal-relative:text;mso-position-vertical:absolute;mso-position-vertical-relative:text;mso-width-percent:0;mso-height-percent:0;mso-width-relative:page;mso-height-relative:page" o:gfxdata="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"/>
+                  </w:pict>
+                </mc:Fallback>
+              </mc:AlternateContent>
+            </w:r>
+          </w:p>
+          <w:p>
+            <w:pPr>
+              <w:shd w:val="clear" w:color="auto" w:fill="FFFFFF" w:themeFill="background1"/>
+              <w:spacing w:after="0"/>
+              <w:rPr>
+                <w:b/>
+                <w:color w:val="000000" w:themeColor="text1"/>
+                <w:sz w:val="26"/>
+                <w:szCs w:val="26"/>
+              </w:rPr>
+            </w:pPr>
+          </w:p>
+        </w:tc>
+      </w:tr>
+    </w:tbl>
+    <w:p>
+      <w:pPr>
+        <w:pStyle w:val="BodyText"/>
+        <w:shd w:val="clear" w:color="auto" w:fill="FFFFFF" w:themeFill="background1"/>
+        <w:spacing w:line="298" w:lineRule="auto"/>
+        <w:jc w:val="right"/>
+        <w:rPr>
+          <w:rStyle w:val="BodyTextChar"/>
+          <w:rFonts w:ascii="Times New Roman" w:eastAsiaTheme="majorEastAsia" w:hAnsi="Times New Roman"/>
+          <w:i/>
+          <w:iCs/>
+          <w:color w:val="000000" w:themeColor="text1"/>
+          <w:szCs w:val="26"/>
+          <w:lang w:val="vi-VN"/>
+        </w:rPr>
+      </w:pPr>
+      <w:r>
+        <w:rPr>
+          <w:rStyle w:val="BodyTextChar"/>
+          <w:rFonts w:ascii="Times New Roman" w:eastAsiaTheme="majorEastAsia" w:hAnsi="Times New Roman"/>
+          <w:i/>
+          <w:iCs/>
+          <w:color w:val="000000" w:themeColor="text1"/>
+          <w:szCs w:val="26"/>
+        </w:rPr>
+        <w:t xml:space="preserve">     Hà Nội, </w:t>
+      </w:r>
+      <w:r>
+        <w:rPr>
+          <w:rStyle w:val="BodyTextChar"/>
+          <w:rFonts w:ascii="Times New Roman" w:eastAsiaTheme="majorEastAsia" w:hAnsi="Times New Roman"/>
+          <w:i/>
+          <w:iCs/>
+          <w:color w:val="000000" w:themeColor="text1"/>
+          <w:szCs w:val="26"/>
+        </w:rPr>
+        <w:t>[[</w:t>
+      </w:r>
+      <w:r>
+        <w:rPr>
+          <w:rStyle w:val="BodyTextChar"/>
+          <w:rFonts w:ascii="Times New Roman" w:eastAsiaTheme="majorEastAsia" w:hAnsi="Times New Roman"/>
+          <w:i/>
+          <w:iCs/>
+          <w:color w:val="000000" w:themeColor="text1"/>
+          <w:szCs w:val="26"/>
+        </w:rPr>
+        <w:t>NgayThangNamHienTaiDayDu</w:t>
+      </w:r>
+      <w:r>
+        <w:rPr>
+          <w:rStyle w:val="BodyTextChar"/>
+          <w:rFonts w:ascii="Times New Roman" w:eastAsiaTheme="majorEastAsia" w:hAnsi="Times New Roman"/>
+          <w:i/>
+          <w:iCs/>
+          <w:color w:val="000000" w:themeColor="text1"/>
+          <w:szCs w:val="26"/>
+        </w:rPr>
+        <w:t>]]</w:t>
+      </w:r>
+      <w:r>
+        <w:rPr>
+          <w:rStyle w:val="BodyTextChar"/>
+          <w:rFonts w:ascii="Times New Roman" w:eastAsiaTheme="majorEastAsia" w:hAnsi="Times New Roman"/>
+          <w:i/>
+          <w:iCs/>
+          <w:color w:val="000000" w:themeColor="text1"/>
+          <w:szCs w:val="26"/>
+        </w:rPr>
+        <w:t xml:space="preserve"> </w:t>
+      </w:r>
+      <w:r>
+        <w:rPr>
+          <w:rStyle w:val="BodyTextChar"/>
+          <w:rFonts w:ascii="Times New Roman" w:eastAsiaTheme="majorEastAsia" w:hAnsi="Times New Roman"/>
+          <w:i/>
+          <w:iCs/>
+          <w:color w:val="000000" w:themeColor="text1"/>
+          <w:szCs w:val="26"/>
+          <w:lang w:val="vi-VN"/>
+        </w:rPr>
+        <w:t xml:space="preserve">      </w:t>
+      </w:r>
+    </w:p>
+    <w:p>
+      <w:pPr>
+        <w:shd w:val="clear" w:color="auto" w:fill="FFFFFF" w:themeFill="background1"/>
+        <w:spacing w:after="0"/>
+        <w:jc w:val="center"/>
+        <w:rPr>
+          <w:b/>
+          <w:color w:val="000000" w:themeColor="text1"/>
+          <w:sz w:val="26"/>
+          <w:szCs w:val="26"/>
+        </w:rPr>
+      </w:pPr>
+      <w:r>
+        <w:rPr>
+          <w:b/>
+          <w:color w:val="000000" w:themeColor="text1"/>
+          <w:sz w:val="26"/>
+          <w:szCs w:val="26"/>
+        </w:rPr>
+        <w:t>BIÊN BẢN HỌP</w:t>
+      </w:r>
+    </w:p>
+    <w:p>
+      <w:pPr>
+        <w:shd w:val="clear" w:color="auto" w:fill="FFFFFF" w:themeFill="background1"/>
+        <w:spacing w:after="0"/>
+        <w:jc w:val="center"/>
+        <w:rPr>
+          <w:b/>
+          <w:color w:val="000000" w:themeColor="text1"/>
+          <w:sz w:val="26"/>
+          <w:szCs w:val="26"/>
+        </w:rPr>
+      </w:pPr>
+      <w:r>
+        <w:rPr>
+          <w:b/>
+          <w:color w:val="000000" w:themeColor="text1"/>
+          <w:sz w:val="26"/>
+          <w:szCs w:val="26"/>
+        </w:rPr>
+        <w:t>Về việc</w:t>
+      </w:r>
+      <w:r>
+        <w:rPr>
+          <w:b/>
+          <w:color w:val="000000" w:themeColor="text1"/>
+          <w:sz w:val="26"/>
+          <w:szCs w:val="26"/>
+        </w:rPr>
+        <w:t xml:space="preserve"> [[ViecHop]]</w:t>
+      </w:r>
+    </w:p>
+    <w:p>
+      <w:pPr>
+        <w:shd w:val="clear" w:color="auto" w:fill="FFFFFF" w:themeFill="background1"/>
+        <w:tabs>
+          <w:tab w:val="left" w:leader="dot" w:pos="9072"/>
+          <w:tab w:val="left" w:leader="dot" w:pos="9923"/>
+        </w:tabs>
+        <w:spacing w:before="120" w:after="0"/>
+        <w:jc w:val="both"/>
+        <w:rPr>
+          <w:b/>
+          <w:color w:val="000000" w:themeColor="text1"/>
+          <w:sz w:val="12"/>
+          <w:szCs w:val="12"/>
+        </w:rPr>
+      </w:pPr>
+    </w:p>
+    <w:p>
+      <w:pPr>
+        <w:shd w:val="clear" w:color="auto" w:fill="FFFFFF" w:themeFill="background1"/>
+        <w:tabs>
+          <w:tab w:val="left" w:leader="dot" w:pos="9072"/>
+          <w:tab w:val="left" w:leader="dot" w:pos="9923"/>
+        </w:tabs>
+        <w:spacing w:before="120" w:after="0"/>
+        <w:jc w:val="both"/>
+        <w:rPr>
+          <w:color w:val="000000" w:themeColor="text1"/>
+          <w:sz w:val="26"/>
+          <w:szCs w:val="26"/>
+        </w:rPr>
+      </w:pPr>
+      <w:r>
+        <w:rPr>
+          <w:color w:val="000000" w:themeColor="text1"/>
+          <w:sz w:val="26"/>
+          <w:szCs w:val="26"/>
+        </w:rPr>
+        <w:t>Thời gian bắt đầu</w:t>
+      </w:r>
+      <w:r>
+        <w:rPr>
+          <w:color w:val="000000" w:themeColor="text1"/>
+          <w:sz w:val="26"/>
+          <w:szCs w:val="26"/>
+        </w:rPr>
+        <w:t xml:space="preserve"> [[</w:t>
+      </w:r>
+      <w:r>
+        <w:rPr>
+          <w:color w:val="000000" w:themeColor="text1"/>
+          <w:sz w:val="26"/>
+          <w:szCs w:val="26"/>
+        </w:rPr>
+        <w:t>ThoiGianBatDauHop</w:t>
+      </w:r>
+      <w:r>
+        <w:rPr>
+          <w:color w:val="000000" w:themeColor="text1"/>
+          <w:sz w:val="26"/>
+          <w:szCs w:val="26"/>
+        </w:rPr>
+        <w:t>]]</w:t>
+      </w:r>
+    </w:p>
+    <w:p>
+      <w:pPr>
+        <w:shd w:val="clear" w:color="auto" w:fill="FFFFFF" w:themeFill="background1"/>
+        <w:tabs>
+          <w:tab w:val="left" w:leader="dot" w:pos="9072"/>
+          <w:tab w:val="left" w:leader="dot" w:pos="9923"/>
+        </w:tabs>
+        <w:spacing w:before="120" w:after="0"/>
+        <w:jc w:val="both"/>
+        <w:rPr>
+          <w:color w:val="000000" w:themeColor="text1"/>
+          <w:sz w:val="26"/>
+          <w:szCs w:val="26"/>
+        </w:rPr>
+      </w:pPr>
+      <w:r>
+        <w:rPr>
+          <w:color w:val="000000" w:themeColor="text1"/>
+          <w:sz w:val="26"/>
+          <w:szCs w:val="26"/>
+        </w:rPr>
+        <w:t>Địa điểm</w:t>
+      </w:r>
+      <w:r>
+        <w:rPr>
+          <w:color w:val="000000" w:themeColor="text1"/>
+          <w:sz w:val="26"/>
+          <w:szCs w:val="26"/>
+        </w:rPr>
+        <w:t xml:space="preserve"> [[DiaDiemHop]]</w:t>
+      </w:r>
+    </w:p>
+    <w:p>
+      <w:pPr>
+        <w:shd w:val="clear" w:color="auto" w:fill="FFFFFF" w:themeFill="background1"/>
+        <w:tabs>
+          <w:tab w:val="left" w:leader="dot" w:pos="9072"/>
+          <w:tab w:val="left" w:leader="dot" w:pos="9923"/>
+        </w:tabs>
+        <w:spacing w:before="120" w:after="0"/>
+        <w:jc w:val="both"/>
+        <w:rPr>
+          <w:color w:val="000000" w:themeColor="text1"/>
+          <w:sz w:val="26"/>
+          <w:szCs w:val="26"/>
+        </w:rPr>
+      </w:pPr>
+      <w:r>
+        <w:rPr>
+          <w:color w:val="000000" w:themeColor="text1"/>
+          <w:sz w:val="26"/>
+          <w:szCs w:val="26"/>
+        </w:rPr>
+        <w:t>Thành phần tham dự:</w:t>
+      </w:r>
+      <w:r>
+        <w:rPr>
+          <w:color w:val="000000" w:themeColor="text1"/>
+          <w:sz w:val="26"/>
+          <w:szCs w:val="26"/>
+        </w:rPr>
+        <w:t xml:space="preserve"> </w:t>
+      </w:r>
+      <w:r>
+        <w:rPr>
+          <w:color w:val="000000" w:themeColor="text1"/>
+          <w:sz w:val="26"/>
+          <w:szCs w:val="26"/>
+        </w:rPr>
+        <w:t>[[ThanhPhanThamDu]]</w:t>
+      </w:r>
+    </w:p>
+    <w:p>
+      <w:pPr>
+        <w:shd w:val="clear" w:color="auto" w:fill="FFFFFF" w:themeFill="background1"/>
+        <w:tabs>
+          <w:tab w:val="left" w:leader="dot" w:pos="9072"/>
+        </w:tabs>
+        <w:spacing w:before="120" w:after="0"/>
+        <w:jc w:val="both"/>
+        <w:rPr>
+          <w:color w:val="000000" w:themeColor="text1"/>
+          <w:sz w:val="26"/>
+          <w:szCs w:val="26"/>
+        </w:rPr>
+      </w:pPr>
+      <w:r>
+        <w:rPr>
+          <w:color w:val="000000" w:themeColor="text1"/>
+          <w:sz w:val="26"/>
+          <w:szCs w:val="26"/>
+        </w:rPr>
+        <w:t>Chủ trì (chủ tọa):</w:t>
+      </w:r>
+      <w:r>
+        <w:rPr>
+          <w:color w:val="000000" w:themeColor="text1"/>
+          <w:sz w:val="26"/>
+          <w:szCs w:val="26"/>
+        </w:rPr>
+        <w:t xml:space="preserve"> [[ChuToa]]</w:t>
+      </w:r>
+    </w:p>
+    <w:p>
+      <w:pPr>
+        <w:shd w:val="clear" w:color="auto" w:fill="FFFFFF" w:themeFill="background1"/>
+        <w:tabs>
+          <w:tab w:val="left" w:leader="dot" w:pos="9072"/>
+        </w:tabs>
+        <w:spacing w:before="120" w:after="0"/>
+        <w:jc w:val="both"/>
+        <w:rPr>
+          <w:color w:val="000000" w:themeColor="text1"/>
+          <w:sz w:val="26"/>
+          <w:szCs w:val="26"/>
+        </w:rPr>
+      </w:pPr>
+      <w:r>
+        <w:rPr>
+          <w:color w:val="000000" w:themeColor="text1"/>
+          <w:sz w:val="26"/>
+          <w:szCs w:val="26"/>
+        </w:rPr>
+        <w:t>Thư ký (người ghi biên bản):</w:t>
+      </w:r>
+      <w:r>
+        <w:rPr>
+          <w:color w:val="000000" w:themeColor="text1"/>
+          <w:sz w:val="26"/>
+          <w:szCs w:val="26"/>
+        </w:rPr>
+        <w:t xml:space="preserve"> </w:t>
+      </w:r>
+      <w:r>
+        <w:rPr>
+          <w:color w:val="000000" w:themeColor="text1"/>
+          <w:sz w:val="26"/>
+          <w:szCs w:val="26"/>
+        </w:rPr>
+        <w:t>[[ThuKy]]</w:t>
+      </w:r>
+    </w:p>
+    <w:p>
+      <w:pPr>
+        <w:shd w:val="clear" w:color="auto" w:fill="FFFFFF" w:themeFill="background1"/>
+        <w:tabs>
+          <w:tab w:val="left" w:leader="dot" w:pos="4500"/>
+          <w:tab w:val="left" w:leader="dot" w:pos="9923"/>
+        </w:tabs>
+        <w:spacing w:before="120" w:after="0"/>
+        <w:ind w:firstLine="567"/>
+        <w:jc w:val="both"/>
+        <w:rPr>
+          <w:color w:val="000000" w:themeColor="text1"/>
+          <w:sz w:val="26"/>
+          <w:szCs w:val="26"/>
+        </w:rPr>
+      </w:pPr>
+      <w:r>
+        <w:rPr>
+          <w:b/>
+          <w:color w:val="000000" w:themeColor="text1"/>
+          <w:sz w:val="26"/>
+          <w:szCs w:val="26"/>
+        </w:rPr>
+        <w:t>1. Nội dung:</w:t>
+      </w:r>
+      <w:r>
+        <w:rPr>
+          <w:color w:val="000000" w:themeColor="text1"/>
+          <w:sz w:val="26"/>
+          <w:szCs w:val="26"/>
+        </w:rPr>
+        <w:t xml:space="preserve"> (theo diễn biến cuộc họp):</w:t>
+      </w:r>
+    </w:p>
+    <w:p>
+      <w:pPr>
+        <w:shd w:val="clear" w:color="auto" w:fill="FFFFFF" w:themeFill="background1"/>
+        <w:tabs>
+          <w:tab w:val="left" w:leader="dot" w:pos="9072"/>
+        </w:tabs>
+        <w:spacing w:before="120" w:after="0"/>
+        <w:jc w:val="both"/>
+        <w:rPr>
+          <w:color w:val="000000" w:themeColor="text1"/>
+          <w:sz w:val="26"/>
+          <w:szCs w:val="26"/>
+        </w:rPr>
+      </w:pPr>
+      <w:r>
+        <w:rPr>
+          <w:color w:val="000000" w:themeColor="text1"/>
+          <w:sz w:val="26"/>
+          <w:szCs w:val="26"/>
+        </w:rPr>
+        <w:t>[[NoiDungHop]]</w:t>
+      </w:r>
+    </w:p>
+    <w:p>
+      <w:pPr>
+        <w:shd w:val="clear" w:color="auto" w:fill="FFFFFF" w:themeFill="background1"/>
+        <w:tabs>
+          <w:tab w:val="left" w:leader="dot" w:pos="9072"/>
+        </w:tabs>
+        <w:spacing w:before="120" w:after="0"/>
+        <w:ind w:firstLine="567"/>
+        <w:jc w:val="both"/>
+        <w:rPr>
+          <w:b/>
+          <w:color w:val="000000" w:themeColor="text1"/>
+          <w:sz w:val="26"/>
+          <w:szCs w:val="26"/>
+        </w:rPr>
+      </w:pPr>
+      <w:r>
+        <w:rPr>
+          <w:b/>
+          <w:color w:val="000000" w:themeColor="text1"/>
+          <w:sz w:val="26"/>
+          <w:szCs w:val="26"/>
+        </w:rPr>
+        <w:t>2. Các thành viên đóng góp ý kiến:</w:t>
+      </w:r>
+    </w:p>
+    <w:p>
+      <w:pPr>
+        <w:shd w:val="clear" w:color="auto" w:fill="FFFFFF" w:themeFill="background1"/>
+        <w:tabs>
+          <w:tab w:val="left" w:leader="dot" w:pos="9072"/>
+        </w:tabs>
+        <w:spacing w:before="120" w:after="0"/>
+        <w:jc w:val="both"/>
+        <w:rPr>
+          <w:color w:val="000000" w:themeColor="text1"/>
+          <w:sz w:val="26"/>
+          <w:szCs w:val="26"/>
+        </w:rPr>
+      </w:pPr>
+      <w:r>
+        <w:rPr>
+          <w:color w:val="000000" w:themeColor="text1"/>
+          <w:sz w:val="26"/>
+          <w:szCs w:val="26"/>
+        </w:rPr>
+        <w:t>[[CacThanhVienGopY]]</w:t>
+      </w:r>
+    </w:p>
+    <w:p>
+      <w:pPr>
+        <w:shd w:val="clear" w:color="auto" w:fill="FFFFFF" w:themeFill="background1"/>
+        <w:tabs>
+          <w:tab w:val="left" w:leader="dot" w:pos="9072"/>
+        </w:tabs>
+        <w:spacing w:before="120" w:after="0"/>
+        <w:ind w:firstLine="567"/>
+        <w:jc w:val="both"/>
+        <w:rPr>
+          <w:color w:val="000000" w:themeColor="text1"/>
+          <w:sz w:val="26"/>
+          <w:szCs w:val="26"/>
+        </w:rPr>
+      </w:pPr>
+      <w:r>
+        <w:rPr>
+          <w:b/>
+          <w:color w:val="000000" w:themeColor="text1"/>
+          <w:sz w:val="26"/>
+          <w:szCs w:val="26"/>
+        </w:rPr>
+        <w:t>3. Kết luận</w:t>
+      </w:r>
+      <w:r>
+        <w:rPr>
+          <w:color w:val="000000" w:themeColor="text1"/>
+          <w:sz w:val="26"/>
+          <w:szCs w:val="26"/>
+        </w:rPr>
+        <w:t>:</w:t>
+      </w:r>
+    </w:p>
+    <w:p>
+      <w:pPr>
+        <w:shd w:val="clear" w:color="auto" w:fill="FFFFFF" w:themeFill="background1"/>
+        <w:tabs>
+          <w:tab w:val="left" w:leader="dot" w:pos="9072"/>
+        </w:tabs>
+        <w:spacing w:before="120" w:after="0"/>
+        <w:jc w:val="both"/>
+        <w:rPr>
+          <w:color w:val="000000" w:themeColor="text1"/>
+          <w:sz w:val="26"/>
+          <w:szCs w:val="26"/>
+        </w:rPr>
+      </w:pPr>
+      <w:r>
+        <w:rPr>
+          <w:color w:val="000000" w:themeColor="text1"/>
+          <w:sz w:val="26"/>
+          <w:szCs w:val="26"/>
+        </w:rPr>
+        <w:t>[[KetLuan]]</w:t>
+      </w:r>
+    </w:p>
+    <w:p>
+      <w:pPr>
+        <w:shd w:val="clear" w:color="auto" w:fill="FFFFFF" w:themeFill="background1"/>
+        <w:tabs>
+          <w:tab w:val="left" w:leader="dot" w:pos="4500"/>
+          <w:tab w:val="left" w:leader="dot" w:pos="9923"/>
+        </w:tabs>
+        <w:spacing w:after="0" w:line="360" w:lineRule="auto"/>
+        <w:ind w:firstLine="567"/>
+        <w:jc w:val="both"/>
+        <w:rPr>
+          <w:color w:val="000000" w:themeColor="text1"/>
+          <w:sz w:val="26"/>
+          <w:szCs w:val="26"/>
+        </w:rPr>
+      </w:pPr>
+      <w:r>
+        <w:rPr>
+          <w:color w:val="000000" w:themeColor="text1"/>
+          <w:sz w:val="26"/>
+          <w:szCs w:val="26"/>
+        </w:rPr>
+        <w:t xml:space="preserve">Cuộc họp kết thúc vào </w:t>
+      </w:r>
+      <w:r>
+        <w:rPr>
+          <w:color w:val="000000" w:themeColor="text1"/>
+          <w:sz w:val="26"/>
+          <w:szCs w:val="26"/>
+        </w:rPr>
+        <w:t>[[Gio</w:t>
+      </w:r>
+      <w:r>
+        <w:rPr>
+          <w:color w:val="000000" w:themeColor="text1"/>
+          <w:sz w:val="26"/>
+          <w:szCs w:val="26"/>
+        </w:rPr>
+        <w:t>KetThucHop</w:t>
+      </w:r>
+      <w:r>
+        <w:rPr>
+          <w:color w:val="000000" w:themeColor="text1"/>
+          <w:sz w:val="26"/>
+          <w:szCs w:val="26"/>
+        </w:rPr>
+        <w:t>]]</w:t>
+      </w:r>
+      <w:r>
+        <w:rPr>
+          <w:color w:val="000000" w:themeColor="text1"/>
+          <w:sz w:val="26"/>
+          <w:szCs w:val="26"/>
+        </w:rPr>
+        <w:t xml:space="preserve"> giờ </w:t>
+      </w:r>
+      <w:r>
+        <w:rPr>
+          <w:color w:val="000000" w:themeColor="text1"/>
+          <w:sz w:val="26"/>
+          <w:szCs w:val="26"/>
+        </w:rPr>
+        <w:t>[[</w:t>
+      </w:r>
+      <w:r>
+        <w:rPr>
+          <w:color w:val="000000" w:themeColor="text1"/>
+          <w:sz w:val="26"/>
+          <w:szCs w:val="26"/>
+        </w:rPr>
+        <w:t>PhutKetThucHop</w:t>
+      </w:r>
+      <w:r>
+        <w:rPr>
+          <w:color w:val="000000" w:themeColor="text1"/>
+          <w:sz w:val="26"/>
+          <w:szCs w:val="26"/>
+        </w:rPr>
+        <w:t>]]</w:t>
+      </w:r>
+      <w:r>
+        <w:rPr>
+          <w:color w:val="000000" w:themeColor="text1"/>
+          <w:sz w:val="26"/>
+          <w:szCs w:val="26"/>
+        </w:rPr>
+        <w:t xml:space="preserve">, </w:t>
+      </w:r>
+      <w:r>
+        <w:rPr>
+          <w:color w:val="000000" w:themeColor="text1"/>
+          <w:sz w:val="26"/>
+          <w:szCs w:val="26"/>
+        </w:rPr>
+        <w:t>[[</w:t>
+      </w:r>
+      <w:r>
+        <w:rPr>
+          <w:color w:val="000000" w:themeColor="text1"/>
+          <w:sz w:val="26"/>
+          <w:szCs w:val="26"/>
+        </w:rPr>
+        <w:t>NgayThangNamKetThucHop</w:t>
+      </w:r>
+      <w:r>
+        <w:rPr>
+          <w:color w:val="000000" w:themeColor="text1"/>
+          <w:sz w:val="26"/>
+          <w:szCs w:val="26"/>
+        </w:rPr>
+        <w:t>]]</w:t>
+      </w:r>
+      <w:r>
+        <w:rPr>
+          <w:color w:val="000000" w:themeColor="text1"/>
+          <w:sz w:val="26"/>
+          <w:szCs w:val="26"/>
+        </w:rPr>
+        <w:t xml:space="preserve"> </w:t>
+      </w:r>
+    </w:p>
+    <w:p>
+      <w:pPr>
+        <w:shd w:val="clear" w:color="auto" w:fill="FFFFFF" w:themeFill="background1"/>
+        <w:tabs>
+          <w:tab w:val="left" w:leader="dot" w:pos="8640"/>
+        </w:tabs>
+        <w:spacing w:after="0" w:line="360" w:lineRule="auto"/>
+        <w:ind w:firstLine="567"/>
+        <w:jc w:val="both"/>
+        <w:rPr>
+          <w:bCs/>
+          <w:color w:val="000000" w:themeColor="text1"/>
+          <w:sz w:val="26"/>
+          <w:szCs w:val="26"/>
+        </w:rPr>
+      </w:pPr>
+      <w:r>
+        <w:rPr>
+          <w:bCs/>
+          <w:color w:val="000000" w:themeColor="text1"/>
+          <w:sz w:val="26"/>
+          <w:szCs w:val="26"/>
+        </w:rPr>
+        <w:t xml:space="preserve">Biên bản được lập thành </w:t>
+      </w:r>
+      <w:r>
+        <w:rPr>
+          <w:bCs/>
+          <w:color w:val="000000" w:themeColor="text1"/>
+          <w:sz w:val="26"/>
+          <w:szCs w:val="26"/>
+        </w:rPr>
+        <w:t>[[</w:t>
+      </w:r>
+      <w:r>
+        <w:rPr>
+          <w:bCs/>
+          <w:color w:val="000000" w:themeColor="text1"/>
+          <w:sz w:val="26"/>
+          <w:szCs w:val="26"/>
+        </w:rPr>
+        <w:t>SoBanLapThanh</w:t>
+      </w:r>
+      <w:r>
+        <w:rPr>
+          <w:bCs/>
+          <w:color w:val="000000" w:themeColor="text1"/>
+          <w:sz w:val="26"/>
+          <w:szCs w:val="26"/>
+        </w:rPr>
+        <w:t xml:space="preserve">]] </w:t>
+      </w:r>
+      <w:r>
+        <w:rPr>
+          <w:bCs/>
+          <w:color w:val="000000" w:themeColor="text1"/>
+          <w:sz w:val="26"/>
+          <w:szCs w:val="26"/>
+        </w:rPr>
+        <w:t>bản; mỗi bản gồm</w:t>
+      </w:r>
+      <w:r>
+        <w:rPr>
+          <w:bCs/>
+          <w:color w:val="000000" w:themeColor="text1"/>
+          <w:sz w:val="26"/>
+          <w:szCs w:val="26"/>
+        </w:rPr>
+        <w:t xml:space="preserve"> [[</w:t>
+      </w:r>
+      <w:r>
+        <w:rPr>
+          <w:bCs/>
+          <w:color w:val="000000" w:themeColor="text1"/>
+          <w:sz w:val="26"/>
+          <w:szCs w:val="26"/>
+        </w:rPr>
+        <w:t>SoTrangKhongTacRoi</w:t>
+      </w:r>
+      <w:r>
+        <w:rPr>
+          <w:bCs/>
+          <w:color w:val="000000" w:themeColor="text1"/>
+          <w:sz w:val="26"/>
+          <w:szCs w:val="26"/>
+        </w:rPr>
+        <w:t xml:space="preserve">]] </w:t>
+      </w:r>
+      <w:r>
+        <w:rPr>
+          <w:bCs/>
+          <w:color w:val="000000" w:themeColor="text1"/>
+          <w:sz w:val="26"/>
+          <w:szCs w:val="26"/>
+        </w:rPr>
+        <w:t>trang không tác rời, có nội dung và có giá trị như nhau.</w:t>
+      </w:r>
+    </w:p>
+    <w:p>
+      <w:pPr>
+        <w:shd w:val="clear" w:color="auto" w:fill="FFFFFF" w:themeFill="background1"/>
+        <w:tabs>
+          <w:tab w:val="left" w:leader="dot" w:pos="8640"/>
+        </w:tabs>
+        <w:spacing w:after="0" w:line="360" w:lineRule="auto"/>
+        <w:ind w:firstLine="567"/>
+        <w:jc w:val="both"/>
+        <w:rPr>
+          <w:color w:val="000000" w:themeColor="text1"/>
+          <w:sz w:val="26"/>
+          <w:szCs w:val="26"/>
+        </w:rPr>
+      </w:pPr>
+      <w:r>
+        <w:rPr>
+          <w:bCs/>
+          <w:color w:val="000000" w:themeColor="text1"/>
+          <w:sz w:val="26"/>
+          <w:szCs w:val="26"/>
+        </w:rPr>
+        <w:t>Sau khi đọc biên bản, những người có mặt đồng ý về nội dung biên bản và cùng ký vào biên bản./.</w:t>
+      </w:r>
+    </w:p>
+    <w:tbl>
+      <w:tblPr>
+        <w:tblW w:w="9072" w:type="dxa"/>
+        <w:tblInd w:w="108" w:type="dxa"/>
+        <w:tblLook w:val="01E0" w:firstRow="1" w:lastRow="1" w:firstColumn="1" w:lastColumn="1" w:noHBand="0" w:noVBand="0"/>
+      </w:tblPr>
+      <w:tblGrid>
+        <w:gridCol w:w="4820"/>
+        <w:gridCol w:w="4252"/>
+      </w:tblGrid>
+      <w:tr>
+        <w:tc>
+          <w:tcPr>
+            <w:tcW w:w="4820" w:type="dxa"/>
+          </w:tcPr>
+          <w:p>
+            <w:pPr>
+              <w:shd w:val="clear" w:color="auto" w:fill="FFFFFF" w:themeFill="background1"/>
+              <w:tabs>
+                <w:tab w:val="left" w:pos="1152"/>
+              </w:tabs>
+              <w:spacing w:before="120" w:after="0"/>
+              <w:jc w:val="center"/>
+              <w:rPr>
+                <w:i/>
+                <w:color w:val="000000" w:themeColor="text1"/>
+                <w:sz w:val="26"/>
+                <w:szCs w:val="26"/>
+              </w:rPr>
+            </w:pPr>
+            <w:r>
+              <w:rPr>
+                <w:b/>
+                <w:color w:val="000000" w:themeColor="text1"/>
+                <w:sz w:val="26"/>
+                <w:szCs w:val="26"/>
+              </w:rPr>
+              <w:t xml:space="preserve">THƯ KÝ </w:t>
+            </w:r>
+          </w:p>
+        </w:tc>
+        <w:tc>
+          <w:tcPr>
+            <w:tcW w:w="4252" w:type="dxa"/>
+          </w:tcPr>
+          <w:p>
+            <w:pPr>
+              <w:shd w:val="clear" w:color="auto" w:fill="FFFFFF" w:themeFill="background1"/>
+              <w:tabs>
+                <w:tab w:val="left" w:pos="1152"/>
+              </w:tabs>
+              <w:spacing w:before="120" w:after="0"/>
+              <w:jc w:val="center"/>
+              <w:rPr>
+                <w:i/>
+                <w:color w:val="000000" w:themeColor="text1"/>
+                <w:sz w:val="26"/>
+                <w:szCs w:val="26"/>
+              </w:rPr>
+            </w:pPr>
+            <w:r>
+              <w:rPr>
+                <w:b/>
+                <w:color w:val="000000" w:themeColor="text1"/>
+                <w:sz w:val="26"/>
+                <w:szCs w:val="26"/>
+              </w:rPr>
+              <w:t xml:space="preserve">CHỦ TỌA </w:t>
+            </w:r>
+            <w:r>
+              <w:rPr>
+                <w:b/>
+                <w:color w:val="000000" w:themeColor="text1"/>
+                <w:sz w:val="26"/>
+                <w:szCs w:val="26"/>
+              </w:rPr>
+              <w:br/>
+            </w:r>
+          </w:p>
+        </w:tc>
+      </w:tr>
+    </w:tbl>
+    <w:p>
+      <w:pPr>
+        <w:shd w:val="clear" w:color="auto" w:fill="FFFFFF" w:themeFill="background1"/>
+        <w:spacing w:after="0"/>
+        <w:rPr>
+          <w:color w:val="000000" w:themeColor="text1"/>
+          <w:sz w:val="26"/>
+          <w:szCs w:val="26"/>
+        </w:rPr>
+      </w:pPr>
+    </w:p>
+    <w:p>
+      <w:pPr>
+        <w:shd w:val="clear" w:color="auto" w:fill="FFFFFF" w:themeFill="background1"/>
+        <w:spacing w:after="0"/>
+        <w:jc w:val="center"/>
+        <w:rPr>
+          <w:b/>
+          <w:color w:val="000000" w:themeColor="text1"/>
+          <w:sz w:val="26"/>
+          <w:szCs w:val="26"/>
+        </w:rPr>
+      </w:pPr>
+      <w:r>
+        <w:rPr>
+          <w:b/>
+          <w:color w:val="000000" w:themeColor="text1"/>
+          <w:sz w:val="26"/>
+          <w:szCs w:val="26"/>
+        </w:rPr>
+        <w:t>Người tham gia làm việc</w:t>
+      </w:r>
+    </w:p>
+    <w:p>
+      <w:pPr>
+        <w:shd w:val="clear" w:color="auto" w:fill="FFFFFF" w:themeFill="background1"/>
+        <w:spacing w:after="0"/>
+        <w:jc w:val="center"/>
+        <w:rPr>
+          <w:b/>
+          <w:color w:val="000000" w:themeColor="text1"/>
+          <w:sz w:val="26"/>
+          <w:szCs w:val="26"/>
+          <w:lang w:val="fr-FR"/>
+        </w:rPr>
+      </w:pPr>
+      <w:r>
+        <w:rPr>
+          <w:i/>
+          <w:color w:val="000000" w:themeColor="text1"/>
+          <w:sz w:val="26"/>
+          <w:szCs w:val="26"/>
+          <w:lang w:val="fr-FR"/>
+        </w:rPr>
+        <w:t>(Ký, ghi rõ họ tên)</w:t>
+      </w:r>
+    </w:p>
+    <w:p>
+      <w:pPr>
+        <w:spacing w:after="0"/>
+      </w:pPr>
+    </w:p>
     <w:sectPr>
       <w:pgSz w:w="11907" w:h="16840" w:code="9"/>
       <w:pgMar w:top="1134" w:right="1134" w:bottom="1134" w:left="1701" w:header="720" w:footer="720" w:gutter="0"/>
@@ -14,7 +1232,7 @@
 </file>
 
 <file path=word/styles.xml><?xml version="1.0" encoding="utf-8"?>
-<w:styles xmlns:mc="http://schemas.openxmlformats.org/markup-compatibility/2006" xmlns:r="http://schemas.openxmlformats.org/officeDocument/2006/relationships" xmlns:w="http://schemas.openxmlformats.org/wordprocessingml/2006/main" xmlns:w14="http://schemas.microsoft.com/office/word/2010/wordml" xmlns:w15="http://schemas.microsoft.com/office/word/2012/wordml" xmlns:w16cex="http://schemas.microsoft.com/office/word/2018/wordml/cex" xmlns:w16cid="http://schemas.microsoft.com/office/word/2016/wordml/cid" xmlns:w16="http://schemas.microsoft.com/office/word/2018/wordml" xmlns:w16sdtdh="http://schemas.microsoft.com/office/word/2020/wordml/sdtdatahash" xmlns:w16se="http://schemas.microsoft.com/office/word/2015/wordml/symex" mc:Ignorable="w14 w15 w16se w16cid w16 w16cex w16sdtdh">
+<w:styles xmlns:mc="http://schemas.openxmlformats.org/markup-compatibility/2006" xmlns:r="http://schemas.openxmlformats.org/officeDocument/2006/relationships" xmlns:w="http://schemas.openxmlformats.org/wordprocessingml/2006/main" xmlns:w14="http://schemas.microsoft.com/office/word/2010/wordml" xmlns:w15="http://schemas.microsoft.com/office/word/2012/wordml" xmlns:w16cex="http://schemas.microsoft.com/office/word/2018/wordml/cex" xmlns:w16cid="http://schemas.microsoft.com/office/word/2016/wordml/cid" xmlns:w16="http://schemas.microsoft.com/office/word/2018/wordml" xmlns:w16du="http://schemas.microsoft.com/office/word/2023/wordml/word16du" xmlns:w16sdtdh="http://schemas.microsoft.com/office/word/2020/wordml/sdtdatahash" xmlns:w16sdtfl="http://schemas.microsoft.com/office/word/2024/wordml/sdtformatlock" xmlns:w16se="http://schemas.microsoft.com/office/word/2015/wordml/symex" mc:Ignorable="w14 w15 w16se w16cid w16 w16cex w16sdtdh w16sdtfl w16du">
   <w:docDefaults>
     <w:rPrDefault>
       <w:rPr>
@@ -99,7 +1317,7 @@
     <w:lsdException w:name="Closing" w:semiHidden="1" w:unhideWhenUsed="1"/>
     <w:lsdException w:name="Signature" w:semiHidden="1" w:unhideWhenUsed="1"/>
     <w:lsdException w:name="Default Paragraph Font" w:semiHidden="1" w:uiPriority="1" w:unhideWhenUsed="1"/>
-    <w:lsdException w:name="Body Text" w:semiHidden="1" w:unhideWhenUsed="1"/>
+    <w:lsdException w:name="Body Text" w:semiHidden="1" w:uiPriority="0" w:unhideWhenUsed="1"/>
     <w:lsdException w:name="Body Text Indent" w:semiHidden="1" w:unhideWhenUsed="1"/>
     <w:lsdException w:name="List Continue" w:semiHidden="1" w:unhideWhenUsed="1"/>
     <w:lsdException w:name="List Continue 2" w:semiHidden="1" w:unhideWhenUsed="1"/>
@@ -930,6 +2148,34 @@
       <w:spacing w:val="5"/>
     </w:rPr>
   </w:style>
+  <w:style w:type="paragraph" w:styleId="BodyText">
+    <w:name w:val="Body Text"/>
+    <w:basedOn w:val="Normal"/>
+    <w:link w:val="BodyTextChar"/>
+    <w:rsid w:val="00CC523A"/>
+    <w:pPr>
+      <w:spacing w:after="0" w:line="240" w:lineRule="auto"/>
+      <w:jc w:val="both"/>
+    </w:pPr>
+    <w:rPr>
+      <w:rFonts w:ascii=".VnArial" w:eastAsia="Times New Roman" w:hAnsi=".VnArial" w:cs="Times New Roman"/>
+      <w:kern w:val="0"/>
+      <w:szCs w:val="20"/>
+      <w14:ligatures w14:val="none"/>
+    </w:rPr>
+  </w:style>
+  <w:style w:type="character" w:customStyle="1" w:styleId="BodyTextChar">
+    <w:name w:val="Body Text Char"/>
+    <w:basedOn w:val="DefaultParagraphFont"/>
+    <w:link w:val="BodyText"/>
+    <w:rsid w:val="00CC523A"/>
+    <w:rPr>
+      <w:rFonts w:ascii=".VnArial" w:eastAsia="Times New Roman" w:hAnsi=".VnArial" w:cs="Times New Roman"/>
+      <w:kern w:val="0"/>
+      <w:szCs w:val="20"/>
+      <w14:ligatures w14:val="none"/>
+    </w:rPr>
+  </w:style>
 </w:styles>
 </file>
 
